--- a/Knowledge/3-Work knowledge/1-Software Engineering/2-Testing/5-My Source/1-ISTQB Foundation Level/2-Common Test Roles/6-Tester.docx
+++ b/Knowledge/3-Work knowledge/1-Software Engineering/2-Testing/5-My Source/1-ISTQB Foundation Level/2-Common Test Roles/6-Tester.docx
@@ -34,51 +34,77 @@
       </w:pPr>
       <w:r>
         <w:rPr>
-          <w:b/>
-          <w:shd w:val="clear" w:color="auto" w:fill="B7B7B7"/>
-        </w:rPr>
-        <w:t># Source</w:t>
-      </w:r>
-      <w:r>
-        <w:rPr>
-          <w:shd w:val="clear" w:color="auto" w:fill="B7B7B7"/>
-        </w:rPr>
-        <w:t xml:space="preserve">: </w:t>
-      </w:r>
-      <w:r>
-        <w:rPr>
-          <w:b/>
-          <w:shd w:val="clear" w:color="auto" w:fill="B7B7B7"/>
-        </w:rPr>
-        <w:t xml:space="preserve">Chatgpt </w:t>
-      </w:r>
-      <w:r>
-        <w:rPr>
-          <w:b/>
-          <w:sz w:val="14"/>
-          <w:szCs w:val="14"/>
-          <w:shd w:val="clear" w:color="auto" w:fill="B7B7B7"/>
-        </w:rPr>
-        <w:t>(GPT</w:t>
-      </w:r>
-      <w:r>
-        <w:rPr>
-          <w:rFonts w:ascii="Cambria Math" w:hAnsi="Cambria Math" w:cs="Cambria Math"/>
-          <w:b/>
-          <w:sz w:val="14"/>
-          <w:szCs w:val="14"/>
-          <w:shd w:val="clear" w:color="auto" w:fill="B7B7B7"/>
+          <w:rFonts w:ascii="Arial" w:eastAsia="Arial" w:hAnsi="Arial" w:cs="Arial"/>
+          <w:b/>
+          <w:color w:val="000000"/>
+          <w:sz w:val="18"/>
+          <w:highlight w:val="lightGray"/>
+        </w:rPr>
+        <w:t># Source: AI Source: Provided by: [Data Path</w:t>
+      </w:r>
+      <w:r>
+        <w:rPr>
+          <w:rFonts w:ascii="Arial" w:eastAsia="Arial" w:hAnsi="Arial" w:cs="Arial"/>
+          <w:color w:val="000000"/>
+          <w:sz w:val="18"/>
+          <w:highlight w:val="lightGray"/>
+        </w:rPr>
+        <w:t xml:space="preserve">: Persons Table -&gt; ID Column: 1, Name_En Column: Motasem Essam] -&gt; </w:t>
+      </w:r>
+      <w:r>
+        <w:rPr>
+          <w:rFonts w:ascii="Arial" w:eastAsia="Arial" w:hAnsi="Arial" w:cs="Arial"/>
+          <w:b/>
+          <w:color w:val="000000"/>
+          <w:sz w:val="18"/>
+          <w:highlight w:val="lightGray"/>
+        </w:rPr>
+        <w:t>From:</w:t>
+      </w:r>
+      <w:r>
+        <w:rPr>
+          <w:rFonts w:ascii="Arial" w:eastAsia="Arial" w:hAnsi="Arial" w:cs="Arial"/>
+          <w:color w:val="000000"/>
+          <w:sz w:val="18"/>
+          <w:highlight w:val="lightGray"/>
+        </w:rPr>
+        <w:t xml:space="preserve"> [Chatgpt (GPT</w:t>
+      </w:r>
+      <w:r>
+        <w:rPr>
+          <w:rFonts w:ascii="Arial" w:eastAsia="Arial" w:hAnsi="Arial" w:cs="Cambria Math"/>
+          <w:color w:val="000000"/>
+          <w:sz w:val="18"/>
+          <w:highlight w:val="lightGray"/>
         </w:rPr>
         <w:t>‑</w:t>
       </w:r>
       <w:r>
         <w:rPr>
-          <w:b/>
-          <w:sz w:val="14"/>
-          <w:szCs w:val="14"/>
-          <w:shd w:val="clear" w:color="auto" w:fill="B7B7B7"/>
-        </w:rPr>
-        <w:t>5 Mini) at [8/22/2025]</w:t>
+          <w:rFonts w:ascii="Arial" w:eastAsia="Arial" w:hAnsi="Arial" w:cs="Arial"/>
+          <w:color w:val="000000"/>
+          <w:sz w:val="18"/>
+          <w:highlight w:val="lightGray"/>
+        </w:rPr>
+        <w:t xml:space="preserve">5 Mini)] </w:t>
+      </w:r>
+      <w:r>
+        <w:rPr>
+          <w:rFonts w:ascii="Arial" w:eastAsia="Arial" w:hAnsi="Arial" w:cs="Arial"/>
+          <w:b/>
+          <w:color w:val="000000"/>
+          <w:sz w:val="18"/>
+          <w:highlight w:val="lightGray"/>
+        </w:rPr>
+        <w:t>on</w:t>
+      </w:r>
+      <w:r>
+        <w:rPr>
+          <w:rFonts w:ascii="Arial" w:eastAsia="Arial" w:hAnsi="Arial"/>
+          <w:sz w:val="18"/>
+          <w:highlight w:val="lightGray"/>
+        </w:rPr>
+        <w:t xml:space="preserve"> [8/22/2025]</w:t>
       </w:r>
     </w:p>
     <w:p>
@@ -140,7 +166,7 @@
           <w:ilvl w:val="0"/>
           <w:numId w:val="5"/>
         </w:numPr>
-        <w:spacing w:before="240"/>
+        <w:spacing w:before="240" w:after="0" w:line="276" w:lineRule="auto"/>
       </w:pPr>
       <w:r>
         <w:rPr>
@@ -174,7 +200,7 @@
           <w:ilvl w:val="0"/>
           <w:numId w:val="5"/>
         </w:numPr>
-        <w:spacing w:after="240"/>
+        <w:spacing w:after="240" w:line="276" w:lineRule="auto"/>
       </w:pPr>
       <w:r>
         <w:rPr>
@@ -204,7 +230,7 @@
     </w:p>
     <w:p>
       <w:r>
-        <w:pict w14:anchorId="1B4BC1D6">
+        <w:pict w14:anchorId="7038549F">
           <v:rect id="_x0000_i1025" style="width:0;height:1.5pt" o:hralign="center" o:hrstd="t" o:hr="t" fillcolor="#a0a0a0" stroked="f"/>
         </w:pict>
       </w:r>
@@ -228,51 +254,77 @@
       </w:pPr>
       <w:r>
         <w:rPr>
-          <w:b/>
-          <w:shd w:val="clear" w:color="auto" w:fill="B7B7B7"/>
-        </w:rPr>
-        <w:t># Source</w:t>
-      </w:r>
-      <w:r>
-        <w:rPr>
-          <w:shd w:val="clear" w:color="auto" w:fill="B7B7B7"/>
-        </w:rPr>
-        <w:t xml:space="preserve">: </w:t>
-      </w:r>
-      <w:r>
-        <w:rPr>
-          <w:b/>
-          <w:shd w:val="clear" w:color="auto" w:fill="B7B7B7"/>
-        </w:rPr>
-        <w:t xml:space="preserve">Chatgpt </w:t>
-      </w:r>
-      <w:r>
-        <w:rPr>
-          <w:b/>
-          <w:sz w:val="14"/>
-          <w:szCs w:val="14"/>
-          <w:shd w:val="clear" w:color="auto" w:fill="B7B7B7"/>
-        </w:rPr>
-        <w:t>(GPT</w:t>
-      </w:r>
-      <w:r>
-        <w:rPr>
-          <w:rFonts w:ascii="Cambria Math" w:hAnsi="Cambria Math" w:cs="Cambria Math"/>
-          <w:b/>
-          <w:sz w:val="14"/>
-          <w:szCs w:val="14"/>
-          <w:shd w:val="clear" w:color="auto" w:fill="B7B7B7"/>
+          <w:rFonts w:ascii="Arial" w:eastAsia="Arial" w:hAnsi="Arial" w:cs="Arial"/>
+          <w:b/>
+          <w:color w:val="000000"/>
+          <w:sz w:val="18"/>
+          <w:highlight w:val="lightGray"/>
+        </w:rPr>
+        <w:t># Source: AI Source: Provided by: [Data Path</w:t>
+      </w:r>
+      <w:r>
+        <w:rPr>
+          <w:rFonts w:ascii="Arial" w:eastAsia="Arial" w:hAnsi="Arial" w:cs="Arial"/>
+          <w:color w:val="000000"/>
+          <w:sz w:val="18"/>
+          <w:highlight w:val="lightGray"/>
+        </w:rPr>
+        <w:t xml:space="preserve">: Persons Table -&gt; ID Column: 1, Name_En Column: Motasem Essam] -&gt; </w:t>
+      </w:r>
+      <w:r>
+        <w:rPr>
+          <w:rFonts w:ascii="Arial" w:eastAsia="Arial" w:hAnsi="Arial" w:cs="Arial"/>
+          <w:b/>
+          <w:color w:val="000000"/>
+          <w:sz w:val="18"/>
+          <w:highlight w:val="lightGray"/>
+        </w:rPr>
+        <w:t>From:</w:t>
+      </w:r>
+      <w:r>
+        <w:rPr>
+          <w:rFonts w:ascii="Arial" w:eastAsia="Arial" w:hAnsi="Arial" w:cs="Arial"/>
+          <w:color w:val="000000"/>
+          <w:sz w:val="18"/>
+          <w:highlight w:val="lightGray"/>
+        </w:rPr>
+        <w:t xml:space="preserve"> [Chatgpt (GPT</w:t>
+      </w:r>
+      <w:r>
+        <w:rPr>
+          <w:rFonts w:ascii="Arial" w:eastAsia="Arial" w:hAnsi="Arial" w:cs="Cambria Math"/>
+          <w:color w:val="000000"/>
+          <w:sz w:val="18"/>
+          <w:highlight w:val="lightGray"/>
         </w:rPr>
         <w:t>‑</w:t>
       </w:r>
       <w:r>
         <w:rPr>
-          <w:b/>
-          <w:sz w:val="14"/>
-          <w:szCs w:val="14"/>
-          <w:shd w:val="clear" w:color="auto" w:fill="B7B7B7"/>
-        </w:rPr>
-        <w:t>5 Mini) at [8/22/2025]</w:t>
+          <w:rFonts w:ascii="Arial" w:eastAsia="Arial" w:hAnsi="Arial" w:cs="Arial"/>
+          <w:color w:val="000000"/>
+          <w:sz w:val="18"/>
+          <w:highlight w:val="lightGray"/>
+        </w:rPr>
+        <w:t xml:space="preserve">5 Mini)] </w:t>
+      </w:r>
+      <w:r>
+        <w:rPr>
+          <w:rFonts w:ascii="Arial" w:eastAsia="Arial" w:hAnsi="Arial" w:cs="Arial"/>
+          <w:b/>
+          <w:color w:val="000000"/>
+          <w:sz w:val="18"/>
+          <w:highlight w:val="lightGray"/>
+        </w:rPr>
+        <w:t>on</w:t>
+      </w:r>
+      <w:r>
+        <w:rPr>
+          <w:rFonts w:ascii="Arial" w:eastAsia="Arial" w:hAnsi="Arial"/>
+          <w:sz w:val="18"/>
+          <w:highlight w:val="lightGray"/>
+        </w:rPr>
+        <w:t xml:space="preserve"> [8/22/2025]</w:t>
       </w:r>
     </w:p>
     <w:p>
@@ -281,7 +333,7 @@
           <w:ilvl w:val="0"/>
           <w:numId w:val="4"/>
         </w:numPr>
-        <w:spacing w:before="240"/>
+        <w:spacing w:before="240" w:after="0" w:line="276" w:lineRule="auto"/>
         <w:rPr>
           <w:rFonts w:ascii="Roboto Mono" w:eastAsia="Roboto Mono" w:hAnsi="Roboto Mono" w:cs="Roboto Mono"/>
         </w:rPr>
@@ -307,6 +359,7 @@
           <w:ilvl w:val="1"/>
           <w:numId w:val="4"/>
         </w:numPr>
+        <w:spacing w:after="0" w:line="276" w:lineRule="auto"/>
       </w:pPr>
       <w:r>
         <w:rPr>
@@ -340,6 +393,7 @@
           <w:ilvl w:val="1"/>
           <w:numId w:val="4"/>
         </w:numPr>
+        <w:spacing w:after="0" w:line="276" w:lineRule="auto"/>
       </w:pPr>
       <w:r>
         <w:rPr>
@@ -373,6 +427,7 @@
           <w:ilvl w:val="0"/>
           <w:numId w:val="4"/>
         </w:numPr>
+        <w:spacing w:after="0" w:line="276" w:lineRule="auto"/>
         <w:rPr>
           <w:rFonts w:ascii="Roboto Mono" w:eastAsia="Roboto Mono" w:hAnsi="Roboto Mono" w:cs="Roboto Mono"/>
         </w:rPr>
@@ -398,6 +453,7 @@
           <w:ilvl w:val="1"/>
           <w:numId w:val="4"/>
         </w:numPr>
+        <w:spacing w:after="0" w:line="276" w:lineRule="auto"/>
       </w:pPr>
       <w:r>
         <w:rPr>
@@ -431,6 +487,7 @@
           <w:ilvl w:val="1"/>
           <w:numId w:val="4"/>
         </w:numPr>
+        <w:spacing w:after="0" w:line="276" w:lineRule="auto"/>
       </w:pPr>
       <w:r>
         <w:rPr>
@@ -464,6 +521,7 @@
           <w:ilvl w:val="0"/>
           <w:numId w:val="4"/>
         </w:numPr>
+        <w:spacing w:after="0" w:line="276" w:lineRule="auto"/>
         <w:rPr>
           <w:rFonts w:ascii="Roboto Mono" w:eastAsia="Roboto Mono" w:hAnsi="Roboto Mono" w:cs="Roboto Mono"/>
         </w:rPr>
@@ -489,12 +547,12 @@
           <w:ilvl w:val="1"/>
           <w:numId w:val="4"/>
         </w:numPr>
-      </w:pPr>
-      <w:r>
-        <w:rPr>
-          <w:rFonts w:ascii="Roboto Mono" w:eastAsia="Roboto Mono" w:hAnsi="Roboto Mono" w:cs="Roboto Mono"/>
-        </w:rPr>
-        <w:lastRenderedPageBreak/>
+        <w:spacing w:after="0" w:line="276" w:lineRule="auto"/>
+      </w:pPr>
+      <w:r>
+        <w:rPr>
+          <w:rFonts w:ascii="Roboto Mono" w:eastAsia="Roboto Mono" w:hAnsi="Roboto Mono" w:cs="Roboto Mono"/>
+        </w:rPr>
         <w:t xml:space="preserve">Work with </w:t>
       </w:r>
       <w:r>
@@ -523,6 +581,7 @@
           <w:ilvl w:val="1"/>
           <w:numId w:val="4"/>
         </w:numPr>
+        <w:spacing w:after="0" w:line="276" w:lineRule="auto"/>
       </w:pPr>
       <w:r>
         <w:rPr>
@@ -556,6 +615,7 @@
           <w:ilvl w:val="0"/>
           <w:numId w:val="4"/>
         </w:numPr>
+        <w:spacing w:after="0" w:line="276" w:lineRule="auto"/>
         <w:rPr>
           <w:rFonts w:ascii="Roboto Mono" w:eastAsia="Roboto Mono" w:hAnsi="Roboto Mono" w:cs="Roboto Mono"/>
         </w:rPr>
@@ -581,6 +641,7 @@
           <w:ilvl w:val="1"/>
           <w:numId w:val="4"/>
         </w:numPr>
+        <w:spacing w:after="0" w:line="276" w:lineRule="auto"/>
       </w:pPr>
       <w:r>
         <w:rPr>
@@ -614,6 +675,7 @@
           <w:ilvl w:val="0"/>
           <w:numId w:val="4"/>
         </w:numPr>
+        <w:spacing w:after="0" w:line="276" w:lineRule="auto"/>
         <w:rPr>
           <w:rFonts w:ascii="Roboto Mono" w:eastAsia="Roboto Mono" w:hAnsi="Roboto Mono" w:cs="Roboto Mono"/>
         </w:rPr>
@@ -639,7 +701,7 @@
           <w:ilvl w:val="1"/>
           <w:numId w:val="4"/>
         </w:numPr>
-        <w:spacing w:after="240"/>
+        <w:spacing w:after="240" w:line="276" w:lineRule="auto"/>
       </w:pPr>
       <w:r>
         <w:rPr>
@@ -666,7 +728,7 @@
     </w:p>
     <w:p>
       <w:r>
-        <w:pict w14:anchorId="4457FEEA">
+        <w:pict w14:anchorId="3C1355CB">
           <v:rect id="_x0000_i1026" style="width:0;height:1.5pt" o:hralign="center" o:hrstd="t" o:hr="t" fillcolor="#a0a0a0" stroked="f"/>
         </w:pict>
       </w:r>
@@ -690,51 +752,77 @@
       </w:pPr>
       <w:r>
         <w:rPr>
-          <w:b/>
-          <w:shd w:val="clear" w:color="auto" w:fill="B7B7B7"/>
-        </w:rPr>
-        <w:t># Source</w:t>
-      </w:r>
-      <w:r>
-        <w:rPr>
-          <w:shd w:val="clear" w:color="auto" w:fill="B7B7B7"/>
-        </w:rPr>
-        <w:t xml:space="preserve">: </w:t>
-      </w:r>
-      <w:r>
-        <w:rPr>
-          <w:b/>
-          <w:shd w:val="clear" w:color="auto" w:fill="B7B7B7"/>
-        </w:rPr>
-        <w:t xml:space="preserve">Chatgpt </w:t>
-      </w:r>
-      <w:r>
-        <w:rPr>
-          <w:b/>
-          <w:sz w:val="14"/>
-          <w:szCs w:val="14"/>
-          <w:shd w:val="clear" w:color="auto" w:fill="B7B7B7"/>
-        </w:rPr>
-        <w:t>(GPT</w:t>
-      </w:r>
-      <w:r>
-        <w:rPr>
-          <w:rFonts w:ascii="Cambria Math" w:hAnsi="Cambria Math" w:cs="Cambria Math"/>
-          <w:b/>
-          <w:sz w:val="14"/>
-          <w:szCs w:val="14"/>
-          <w:shd w:val="clear" w:color="auto" w:fill="B7B7B7"/>
+          <w:rFonts w:ascii="Arial" w:eastAsia="Arial" w:hAnsi="Arial" w:cs="Arial"/>
+          <w:b/>
+          <w:color w:val="000000"/>
+          <w:sz w:val="18"/>
+          <w:highlight w:val="lightGray"/>
+        </w:rPr>
+        <w:t># Source: AI Source: Provided by: [Data Path</w:t>
+      </w:r>
+      <w:r>
+        <w:rPr>
+          <w:rFonts w:ascii="Arial" w:eastAsia="Arial" w:hAnsi="Arial" w:cs="Arial"/>
+          <w:color w:val="000000"/>
+          <w:sz w:val="18"/>
+          <w:highlight w:val="lightGray"/>
+        </w:rPr>
+        <w:t xml:space="preserve">: Persons Table -&gt; ID Column: 1, Name_En Column: Motasem Essam] -&gt; </w:t>
+      </w:r>
+      <w:r>
+        <w:rPr>
+          <w:rFonts w:ascii="Arial" w:eastAsia="Arial" w:hAnsi="Arial" w:cs="Arial"/>
+          <w:b/>
+          <w:color w:val="000000"/>
+          <w:sz w:val="18"/>
+          <w:highlight w:val="lightGray"/>
+        </w:rPr>
+        <w:t>From:</w:t>
+      </w:r>
+      <w:r>
+        <w:rPr>
+          <w:rFonts w:ascii="Arial" w:eastAsia="Arial" w:hAnsi="Arial" w:cs="Arial"/>
+          <w:color w:val="000000"/>
+          <w:sz w:val="18"/>
+          <w:highlight w:val="lightGray"/>
+        </w:rPr>
+        <w:t xml:space="preserve"> [Chatgpt (GPT</w:t>
+      </w:r>
+      <w:r>
+        <w:rPr>
+          <w:rFonts w:ascii="Arial" w:eastAsia="Arial" w:hAnsi="Arial" w:cs="Cambria Math"/>
+          <w:color w:val="000000"/>
+          <w:sz w:val="18"/>
+          <w:highlight w:val="lightGray"/>
         </w:rPr>
         <w:t>‑</w:t>
       </w:r>
       <w:r>
         <w:rPr>
-          <w:b/>
-          <w:sz w:val="14"/>
-          <w:szCs w:val="14"/>
-          <w:shd w:val="clear" w:color="auto" w:fill="B7B7B7"/>
-        </w:rPr>
-        <w:t>5 Mini) at [8/22/2025]</w:t>
+          <w:rFonts w:ascii="Arial" w:eastAsia="Arial" w:hAnsi="Arial" w:cs="Arial"/>
+          <w:color w:val="000000"/>
+          <w:sz w:val="18"/>
+          <w:highlight w:val="lightGray"/>
+        </w:rPr>
+        <w:t xml:space="preserve">5 Mini)] </w:t>
+      </w:r>
+      <w:r>
+        <w:rPr>
+          <w:rFonts w:ascii="Arial" w:eastAsia="Arial" w:hAnsi="Arial" w:cs="Arial"/>
+          <w:b/>
+          <w:color w:val="000000"/>
+          <w:sz w:val="18"/>
+          <w:highlight w:val="lightGray"/>
+        </w:rPr>
+        <w:t>on</w:t>
+      </w:r>
+      <w:r>
+        <w:rPr>
+          <w:rFonts w:ascii="Arial" w:eastAsia="Arial" w:hAnsi="Arial"/>
+          <w:sz w:val="18"/>
+          <w:highlight w:val="lightGray"/>
+        </w:rPr>
+        <w:t xml:space="preserve"> [8/22/2025]</w:t>
       </w:r>
     </w:p>
     <w:p>
@@ -743,7 +831,7 @@
           <w:ilvl w:val="0"/>
           <w:numId w:val="1"/>
         </w:numPr>
-        <w:spacing w:before="240"/>
+        <w:spacing w:before="240" w:after="0" w:line="276" w:lineRule="auto"/>
       </w:pPr>
       <w:r>
         <w:rPr>
@@ -790,6 +878,7 @@
           <w:ilvl w:val="0"/>
           <w:numId w:val="1"/>
         </w:numPr>
+        <w:spacing w:after="0" w:line="276" w:lineRule="auto"/>
       </w:pPr>
       <w:r>
         <w:rPr>
@@ -823,6 +912,7 @@
           <w:ilvl w:val="0"/>
           <w:numId w:val="1"/>
         </w:numPr>
+        <w:spacing w:after="0" w:line="276" w:lineRule="auto"/>
       </w:pPr>
       <w:r>
         <w:rPr>
@@ -856,7 +946,7 @@
           <w:ilvl w:val="0"/>
           <w:numId w:val="1"/>
         </w:numPr>
-        <w:spacing w:after="240"/>
+        <w:spacing w:after="240" w:line="276" w:lineRule="auto"/>
       </w:pPr>
       <w:r>
         <w:rPr>
@@ -886,7 +976,7 @@
     </w:p>
     <w:p>
       <w:r>
-        <w:pict w14:anchorId="7EDB3E7B">
+        <w:pict w14:anchorId="4CCF144D">
           <v:rect id="_x0000_i1027" style="width:0;height:1.5pt" o:hralign="center" o:hrstd="t" o:hr="t" fillcolor="#a0a0a0" stroked="f"/>
         </w:pict>
       </w:r>
@@ -910,51 +1000,77 @@
       </w:pPr>
       <w:r>
         <w:rPr>
-          <w:b/>
-          <w:shd w:val="clear" w:color="auto" w:fill="B7B7B7"/>
-        </w:rPr>
-        <w:t># Source</w:t>
-      </w:r>
-      <w:r>
-        <w:rPr>
-          <w:shd w:val="clear" w:color="auto" w:fill="B7B7B7"/>
-        </w:rPr>
-        <w:t xml:space="preserve">: </w:t>
-      </w:r>
-      <w:r>
-        <w:rPr>
-          <w:b/>
-          <w:shd w:val="clear" w:color="auto" w:fill="B7B7B7"/>
-        </w:rPr>
-        <w:t xml:space="preserve">Chatgpt </w:t>
-      </w:r>
-      <w:r>
-        <w:rPr>
-          <w:b/>
-          <w:sz w:val="14"/>
-          <w:szCs w:val="14"/>
-          <w:shd w:val="clear" w:color="auto" w:fill="B7B7B7"/>
-        </w:rPr>
-        <w:t>(GPT</w:t>
-      </w:r>
-      <w:r>
-        <w:rPr>
-          <w:rFonts w:ascii="Cambria Math" w:hAnsi="Cambria Math" w:cs="Cambria Math"/>
-          <w:b/>
-          <w:sz w:val="14"/>
-          <w:szCs w:val="14"/>
-          <w:shd w:val="clear" w:color="auto" w:fill="B7B7B7"/>
+          <w:rFonts w:ascii="Arial" w:eastAsia="Arial" w:hAnsi="Arial" w:cs="Arial"/>
+          <w:b/>
+          <w:color w:val="000000"/>
+          <w:sz w:val="18"/>
+          <w:highlight w:val="lightGray"/>
+        </w:rPr>
+        <w:t># Source: AI Source: Provided by: [Data Path</w:t>
+      </w:r>
+      <w:r>
+        <w:rPr>
+          <w:rFonts w:ascii="Arial" w:eastAsia="Arial" w:hAnsi="Arial" w:cs="Arial"/>
+          <w:color w:val="000000"/>
+          <w:sz w:val="18"/>
+          <w:highlight w:val="lightGray"/>
+        </w:rPr>
+        <w:t xml:space="preserve">: Persons Table -&gt; ID Column: 1, Name_En Column: Motasem Essam] -&gt; </w:t>
+      </w:r>
+      <w:r>
+        <w:rPr>
+          <w:rFonts w:ascii="Arial" w:eastAsia="Arial" w:hAnsi="Arial" w:cs="Arial"/>
+          <w:b/>
+          <w:color w:val="000000"/>
+          <w:sz w:val="18"/>
+          <w:highlight w:val="lightGray"/>
+        </w:rPr>
+        <w:t>From:</w:t>
+      </w:r>
+      <w:r>
+        <w:rPr>
+          <w:rFonts w:ascii="Arial" w:eastAsia="Arial" w:hAnsi="Arial" w:cs="Arial"/>
+          <w:color w:val="000000"/>
+          <w:sz w:val="18"/>
+          <w:highlight w:val="lightGray"/>
+        </w:rPr>
+        <w:t xml:space="preserve"> [Chatgpt (GPT</w:t>
+      </w:r>
+      <w:r>
+        <w:rPr>
+          <w:rFonts w:ascii="Arial" w:eastAsia="Arial" w:hAnsi="Arial" w:cs="Cambria Math"/>
+          <w:color w:val="000000"/>
+          <w:sz w:val="18"/>
+          <w:highlight w:val="lightGray"/>
         </w:rPr>
         <w:t>‑</w:t>
       </w:r>
       <w:r>
         <w:rPr>
-          <w:b/>
-          <w:sz w:val="14"/>
-          <w:szCs w:val="14"/>
-          <w:shd w:val="clear" w:color="auto" w:fill="B7B7B7"/>
-        </w:rPr>
-        <w:t>5 Mini) at [8/22/2025]</w:t>
+          <w:rFonts w:ascii="Arial" w:eastAsia="Arial" w:hAnsi="Arial" w:cs="Arial"/>
+          <w:color w:val="000000"/>
+          <w:sz w:val="18"/>
+          <w:highlight w:val="lightGray"/>
+        </w:rPr>
+        <w:t xml:space="preserve">5 Mini)] </w:t>
+      </w:r>
+      <w:r>
+        <w:rPr>
+          <w:rFonts w:ascii="Arial" w:eastAsia="Arial" w:hAnsi="Arial" w:cs="Arial"/>
+          <w:b/>
+          <w:color w:val="000000"/>
+          <w:sz w:val="18"/>
+          <w:highlight w:val="lightGray"/>
+        </w:rPr>
+        <w:t>on</w:t>
+      </w:r>
+      <w:r>
+        <w:rPr>
+          <w:rFonts w:ascii="Arial" w:eastAsia="Arial" w:hAnsi="Arial"/>
+          <w:sz w:val="18"/>
+          <w:highlight w:val="lightGray"/>
+        </w:rPr>
+        <w:t xml:space="preserve"> [8/22/2025]</w:t>
       </w:r>
     </w:p>
     <w:p>
@@ -963,7 +1079,7 @@
           <w:ilvl w:val="0"/>
           <w:numId w:val="3"/>
         </w:numPr>
-        <w:spacing w:before="240"/>
+        <w:spacing w:before="240" w:after="0" w:line="276" w:lineRule="auto"/>
         <w:rPr>
           <w:rFonts w:ascii="Roboto Mono" w:eastAsia="Roboto Mono" w:hAnsi="Roboto Mono" w:cs="Roboto Mono"/>
         </w:rPr>
@@ -989,16 +1105,16 @@
           <w:ilvl w:val="0"/>
           <w:numId w:val="3"/>
         </w:numPr>
-        <w:rPr>
-          <w:rFonts w:ascii="Roboto Mono" w:eastAsia="Roboto Mono" w:hAnsi="Roboto Mono" w:cs="Roboto Mono"/>
-        </w:rPr>
-      </w:pPr>
-      <w:r>
-        <w:rPr>
-          <w:rFonts w:ascii="Roboto Mono" w:eastAsia="Roboto Mono" w:hAnsi="Roboto Mono" w:cs="Roboto Mono"/>
-          <w:b/>
-        </w:rPr>
-        <w:lastRenderedPageBreak/>
+        <w:spacing w:after="0" w:line="276" w:lineRule="auto"/>
+        <w:rPr>
+          <w:rFonts w:ascii="Roboto Mono" w:eastAsia="Roboto Mono" w:hAnsi="Roboto Mono" w:cs="Roboto Mono"/>
+        </w:rPr>
+      </w:pPr>
+      <w:r>
+        <w:rPr>
+          <w:rFonts w:ascii="Roboto Mono" w:eastAsia="Roboto Mono" w:hAnsi="Roboto Mono" w:cs="Roboto Mono"/>
+          <w:b/>
+        </w:rPr>
         <w:t>Defect Reports</w:t>
       </w:r>
       <w:r>
@@ -1015,6 +1131,7 @@
           <w:ilvl w:val="0"/>
           <w:numId w:val="3"/>
         </w:numPr>
+        <w:spacing w:after="0" w:line="276" w:lineRule="auto"/>
         <w:rPr>
           <w:rFonts w:ascii="Roboto Mono" w:eastAsia="Roboto Mono" w:hAnsi="Roboto Mono" w:cs="Roboto Mono"/>
         </w:rPr>
@@ -1040,7 +1157,7 @@
           <w:ilvl w:val="0"/>
           <w:numId w:val="3"/>
         </w:numPr>
-        <w:spacing w:after="240"/>
+        <w:spacing w:after="240" w:line="276" w:lineRule="auto"/>
         <w:rPr>
           <w:rFonts w:ascii="Roboto Mono" w:eastAsia="Roboto Mono" w:hAnsi="Roboto Mono" w:cs="Roboto Mono"/>
         </w:rPr>
@@ -1062,7 +1179,7 @@
     </w:p>
     <w:p>
       <w:r>
-        <w:pict w14:anchorId="3BF8EEF8">
+        <w:pict w14:anchorId="3F4AB9B8">
           <v:rect id="_x0000_i1028" style="width:0;height:1.5pt" o:hralign="center" o:hrstd="t" o:hr="t" fillcolor="#a0a0a0" stroked="f"/>
         </w:pict>
       </w:r>
@@ -1086,51 +1203,77 @@
       </w:pPr>
       <w:r>
         <w:rPr>
-          <w:b/>
-          <w:shd w:val="clear" w:color="auto" w:fill="B7B7B7"/>
-        </w:rPr>
-        <w:t># Source</w:t>
-      </w:r>
-      <w:r>
-        <w:rPr>
-          <w:shd w:val="clear" w:color="auto" w:fill="B7B7B7"/>
-        </w:rPr>
-        <w:t xml:space="preserve">: </w:t>
-      </w:r>
-      <w:r>
-        <w:rPr>
-          <w:b/>
-          <w:shd w:val="clear" w:color="auto" w:fill="B7B7B7"/>
-        </w:rPr>
-        <w:t xml:space="preserve">Chatgpt </w:t>
-      </w:r>
-      <w:r>
-        <w:rPr>
-          <w:b/>
-          <w:sz w:val="14"/>
-          <w:szCs w:val="14"/>
-          <w:shd w:val="clear" w:color="auto" w:fill="B7B7B7"/>
-        </w:rPr>
-        <w:t>(GPT</w:t>
-      </w:r>
-      <w:r>
-        <w:rPr>
-          <w:rFonts w:ascii="Cambria Math" w:hAnsi="Cambria Math" w:cs="Cambria Math"/>
-          <w:b/>
-          <w:sz w:val="14"/>
-          <w:szCs w:val="14"/>
-          <w:shd w:val="clear" w:color="auto" w:fill="B7B7B7"/>
+          <w:rFonts w:ascii="Arial" w:eastAsia="Arial" w:hAnsi="Arial" w:cs="Arial"/>
+          <w:b/>
+          <w:color w:val="000000"/>
+          <w:sz w:val="18"/>
+          <w:highlight w:val="lightGray"/>
+        </w:rPr>
+        <w:t># Source: AI Source: Provided by: [Data Path</w:t>
+      </w:r>
+      <w:r>
+        <w:rPr>
+          <w:rFonts w:ascii="Arial" w:eastAsia="Arial" w:hAnsi="Arial" w:cs="Arial"/>
+          <w:color w:val="000000"/>
+          <w:sz w:val="18"/>
+          <w:highlight w:val="lightGray"/>
+        </w:rPr>
+        <w:t xml:space="preserve">: Persons Table -&gt; ID Column: 1, Name_En Column: Motasem Essam] -&gt; </w:t>
+      </w:r>
+      <w:r>
+        <w:rPr>
+          <w:rFonts w:ascii="Arial" w:eastAsia="Arial" w:hAnsi="Arial" w:cs="Arial"/>
+          <w:b/>
+          <w:color w:val="000000"/>
+          <w:sz w:val="18"/>
+          <w:highlight w:val="lightGray"/>
+        </w:rPr>
+        <w:t>From:</w:t>
+      </w:r>
+      <w:r>
+        <w:rPr>
+          <w:rFonts w:ascii="Arial" w:eastAsia="Arial" w:hAnsi="Arial" w:cs="Arial"/>
+          <w:color w:val="000000"/>
+          <w:sz w:val="18"/>
+          <w:highlight w:val="lightGray"/>
+        </w:rPr>
+        <w:t xml:space="preserve"> [Chatgpt (GPT</w:t>
+      </w:r>
+      <w:r>
+        <w:rPr>
+          <w:rFonts w:ascii="Arial" w:eastAsia="Arial" w:hAnsi="Arial" w:cs="Cambria Math"/>
+          <w:color w:val="000000"/>
+          <w:sz w:val="18"/>
+          <w:highlight w:val="lightGray"/>
         </w:rPr>
         <w:t>‑</w:t>
       </w:r>
       <w:r>
         <w:rPr>
-          <w:b/>
-          <w:sz w:val="14"/>
-          <w:szCs w:val="14"/>
-          <w:shd w:val="clear" w:color="auto" w:fill="B7B7B7"/>
-        </w:rPr>
-        <w:t>5 Mini) at [8/22/2025]</w:t>
+          <w:rFonts w:ascii="Arial" w:eastAsia="Arial" w:hAnsi="Arial" w:cs="Arial"/>
+          <w:color w:val="000000"/>
+          <w:sz w:val="18"/>
+          <w:highlight w:val="lightGray"/>
+        </w:rPr>
+        <w:t xml:space="preserve">5 Mini)] </w:t>
+      </w:r>
+      <w:r>
+        <w:rPr>
+          <w:rFonts w:ascii="Arial" w:eastAsia="Arial" w:hAnsi="Arial" w:cs="Arial"/>
+          <w:b/>
+          <w:color w:val="000000"/>
+          <w:sz w:val="18"/>
+          <w:highlight w:val="lightGray"/>
+        </w:rPr>
+        <w:t>on</w:t>
+      </w:r>
+      <w:r>
+        <w:rPr>
+          <w:rFonts w:ascii="Arial" w:eastAsia="Arial" w:hAnsi="Arial"/>
+          <w:sz w:val="18"/>
+          <w:highlight w:val="lightGray"/>
+        </w:rPr>
+        <w:t xml:space="preserve"> [8/22/2025]</w:t>
       </w:r>
     </w:p>
     <w:p>
@@ -1151,7 +1294,7 @@
     </w:p>
     <w:p>
       <w:r>
-        <w:pict w14:anchorId="57F4645A">
+        <w:pict w14:anchorId="30C3A954">
           <v:rect id="_x0000_i1029" style="width:0;height:1.5pt" o:hralign="center" o:hrstd="t" o:hr="t" fillcolor="#a0a0a0" stroked="f"/>
         </w:pict>
       </w:r>
@@ -1184,7 +1327,7 @@
           <w:ilvl w:val="0"/>
           <w:numId w:val="2"/>
         </w:numPr>
-        <w:spacing w:before="240" w:after="240"/>
+        <w:spacing w:before="240" w:after="240" w:line="276" w:lineRule="auto"/>
       </w:pPr>
       <w:r>
         <w:rPr>
@@ -1276,7 +1419,7 @@
     </w:p>
     <w:p>
       <w:r>
-        <w:pict w14:anchorId="55BABCBE">
+        <w:pict w14:anchorId="5D43BB0E">
           <v:rect id="_x0000_i1030" style="width:0;height:1.5pt" o:hralign="center" o:hrstd="t" o:hr="t" fillcolor="#a0a0a0" stroked="f"/>
         </w:pict>
       </w:r>
@@ -1286,13 +1429,14 @@
         <w:spacing w:before="240" w:after="240"/>
       </w:pPr>
     </w:p>
+    <w:p/>
     <w:p/>
     <w:p/>
     <w:sectPr>
       <w:pgSz w:w="12240" w:h="15840"/>
       <w:pgMar w:top="1440" w:right="1440" w:bottom="1440" w:left="1440" w:header="720" w:footer="720" w:gutter="0"/>
-      <w:pgNumType w:start="1"/>
       <w:cols w:space="720"/>
+      <w:docGrid w:linePitch="360"/>
     </w:sectPr>
   </w:body>
 </w:document>
@@ -2283,18 +2427,6 @@
   <w:style w:type="paragraph" w:default="1" w:styleId="Normal">
     <w:name w:val="Normal"/>
     <w:qFormat/>
-    <w:rsid w:val="00E93272"/>
-    <w:pPr>
-      <w:spacing w:after="0" w:line="276" w:lineRule="auto"/>
-    </w:pPr>
-    <w:rPr>
-      <w:rFonts w:ascii="Arial" w:eastAsia="Arial" w:hAnsi="Arial" w:cs="Arial"/>
-      <w:kern w:val="0"/>
-      <w:sz w:val="22"/>
-      <w:szCs w:val="22"/>
-      <w:lang w:val="en"/>
-      <w14:ligatures w14:val="none"/>
-    </w:rPr>
   </w:style>
   <w:style w:type="paragraph" w:styleId="Heading1">
     <w:name w:val="heading 1"/>
@@ -2303,7 +2435,7 @@
     <w:link w:val="Heading1Char"/>
     <w:uiPriority w:val="9"/>
     <w:qFormat/>
-    <w:rsid w:val="00BF080F"/>
+    <w:rsid w:val="00BD485B"/>
     <w:pPr>
       <w:keepNext/>
       <w:keepLines/>
@@ -2325,7 +2457,7 @@
     <w:uiPriority w:val="9"/>
     <w:unhideWhenUsed/>
     <w:qFormat/>
-    <w:rsid w:val="00BF080F"/>
+    <w:rsid w:val="00BD485B"/>
     <w:pPr>
       <w:keepNext/>
       <w:keepLines/>
@@ -2348,7 +2480,7 @@
     <w:semiHidden/>
     <w:unhideWhenUsed/>
     <w:qFormat/>
-    <w:rsid w:val="00BF080F"/>
+    <w:rsid w:val="00BD485B"/>
     <w:pPr>
       <w:keepNext/>
       <w:keepLines/>
@@ -2371,7 +2503,7 @@
     <w:semiHidden/>
     <w:unhideWhenUsed/>
     <w:qFormat/>
-    <w:rsid w:val="00BF080F"/>
+    <w:rsid w:val="00BD485B"/>
     <w:pPr>
       <w:keepNext/>
       <w:keepLines/>
@@ -2394,7 +2526,7 @@
     <w:semiHidden/>
     <w:unhideWhenUsed/>
     <w:qFormat/>
-    <w:rsid w:val="00BF080F"/>
+    <w:rsid w:val="00BD485B"/>
     <w:pPr>
       <w:keepNext/>
       <w:keepLines/>
@@ -2415,11 +2547,11 @@
     <w:semiHidden/>
     <w:unhideWhenUsed/>
     <w:qFormat/>
-    <w:rsid w:val="00BF080F"/>
+    <w:rsid w:val="00BD485B"/>
     <w:pPr>
       <w:keepNext/>
       <w:keepLines/>
-      <w:spacing w:before="40"/>
+      <w:spacing w:before="40" w:after="0"/>
       <w:outlineLvl w:val="5"/>
     </w:pPr>
     <w:rPr>
@@ -2438,11 +2570,11 @@
     <w:semiHidden/>
     <w:unhideWhenUsed/>
     <w:qFormat/>
-    <w:rsid w:val="00BF080F"/>
+    <w:rsid w:val="00BD485B"/>
     <w:pPr>
       <w:keepNext/>
       <w:keepLines/>
-      <w:spacing w:before="40"/>
+      <w:spacing w:before="40" w:after="0"/>
       <w:outlineLvl w:val="6"/>
     </w:pPr>
     <w:rPr>
@@ -2459,10 +2591,11 @@
     <w:semiHidden/>
     <w:unhideWhenUsed/>
     <w:qFormat/>
-    <w:rsid w:val="00BF080F"/>
+    <w:rsid w:val="00BD485B"/>
     <w:pPr>
       <w:keepNext/>
       <w:keepLines/>
+      <w:spacing w:after="0"/>
       <w:outlineLvl w:val="7"/>
     </w:pPr>
     <w:rPr>
@@ -2481,10 +2614,11 @@
     <w:semiHidden/>
     <w:unhideWhenUsed/>
     <w:qFormat/>
-    <w:rsid w:val="00BF080F"/>
+    <w:rsid w:val="00BD485B"/>
     <w:pPr>
       <w:keepNext/>
       <w:keepLines/>
+      <w:spacing w:after="0"/>
       <w:outlineLvl w:val="8"/>
     </w:pPr>
     <w:rPr>
@@ -2524,7 +2658,7 @@
     <w:basedOn w:val="DefaultParagraphFont"/>
     <w:link w:val="Heading1"/>
     <w:uiPriority w:val="9"/>
-    <w:rsid w:val="00BF080F"/>
+    <w:rsid w:val="00BD485B"/>
     <w:rPr>
       <w:rFonts w:asciiTheme="majorHAnsi" w:eastAsiaTheme="majorEastAsia" w:hAnsiTheme="majorHAnsi" w:cstheme="majorBidi"/>
       <w:color w:val="2F5496" w:themeColor="accent1" w:themeShade="BF"/>
@@ -2537,7 +2671,7 @@
     <w:basedOn w:val="DefaultParagraphFont"/>
     <w:link w:val="Heading2"/>
     <w:uiPriority w:val="9"/>
-    <w:rsid w:val="00BF080F"/>
+    <w:rsid w:val="00BD485B"/>
     <w:rPr>
       <w:rFonts w:asciiTheme="majorHAnsi" w:eastAsiaTheme="majorEastAsia" w:hAnsiTheme="majorHAnsi" w:cstheme="majorBidi"/>
       <w:color w:val="2F5496" w:themeColor="accent1" w:themeShade="BF"/>
@@ -2551,7 +2685,7 @@
     <w:link w:val="Heading3"/>
     <w:uiPriority w:val="9"/>
     <w:semiHidden/>
-    <w:rsid w:val="00BF080F"/>
+    <w:rsid w:val="00BD485B"/>
     <w:rPr>
       <w:rFonts w:eastAsiaTheme="majorEastAsia" w:cstheme="majorBidi"/>
       <w:color w:val="2F5496" w:themeColor="accent1" w:themeShade="BF"/>
@@ -2565,7 +2699,7 @@
     <w:link w:val="Heading4"/>
     <w:uiPriority w:val="9"/>
     <w:semiHidden/>
-    <w:rsid w:val="00BF080F"/>
+    <w:rsid w:val="00BD485B"/>
     <w:rPr>
       <w:rFonts w:eastAsiaTheme="majorEastAsia" w:cstheme="majorBidi"/>
       <w:i/>
@@ -2579,7 +2713,7 @@
     <w:link w:val="Heading5"/>
     <w:uiPriority w:val="9"/>
     <w:semiHidden/>
-    <w:rsid w:val="00BF080F"/>
+    <w:rsid w:val="00BD485B"/>
     <w:rPr>
       <w:rFonts w:eastAsiaTheme="majorEastAsia" w:cstheme="majorBidi"/>
       <w:color w:val="2F5496" w:themeColor="accent1" w:themeShade="BF"/>
@@ -2591,7 +2725,7 @@
     <w:link w:val="Heading6"/>
     <w:uiPriority w:val="9"/>
     <w:semiHidden/>
-    <w:rsid w:val="00BF080F"/>
+    <w:rsid w:val="00BD485B"/>
     <w:rPr>
       <w:rFonts w:eastAsiaTheme="majorEastAsia" w:cstheme="majorBidi"/>
       <w:i/>
@@ -2605,7 +2739,7 @@
     <w:link w:val="Heading7"/>
     <w:uiPriority w:val="9"/>
     <w:semiHidden/>
-    <w:rsid w:val="00BF080F"/>
+    <w:rsid w:val="00BD485B"/>
     <w:rPr>
       <w:rFonts w:eastAsiaTheme="majorEastAsia" w:cstheme="majorBidi"/>
       <w:color w:val="595959" w:themeColor="text1" w:themeTint="A6"/>
@@ -2617,7 +2751,7 @@
     <w:link w:val="Heading8"/>
     <w:uiPriority w:val="9"/>
     <w:semiHidden/>
-    <w:rsid w:val="00BF080F"/>
+    <w:rsid w:val="00BD485B"/>
     <w:rPr>
       <w:rFonts w:eastAsiaTheme="majorEastAsia" w:cstheme="majorBidi"/>
       <w:i/>
@@ -2631,7 +2765,7 @@
     <w:link w:val="Heading9"/>
     <w:uiPriority w:val="9"/>
     <w:semiHidden/>
-    <w:rsid w:val="00BF080F"/>
+    <w:rsid w:val="00BD485B"/>
     <w:rPr>
       <w:rFonts w:eastAsiaTheme="majorEastAsia" w:cstheme="majorBidi"/>
       <w:color w:val="272727" w:themeColor="text1" w:themeTint="D8"/>
@@ -2644,7 +2778,7 @@
     <w:link w:val="TitleChar"/>
     <w:uiPriority w:val="10"/>
     <w:qFormat/>
-    <w:rsid w:val="00BF080F"/>
+    <w:rsid w:val="00BD485B"/>
     <w:pPr>
       <w:spacing w:after="80" w:line="240" w:lineRule="auto"/>
       <w:contextualSpacing/>
@@ -2662,7 +2796,7 @@
     <w:basedOn w:val="DefaultParagraphFont"/>
     <w:link w:val="Title"/>
     <w:uiPriority w:val="10"/>
-    <w:rsid w:val="00BF080F"/>
+    <w:rsid w:val="00BD485B"/>
     <w:rPr>
       <w:rFonts w:asciiTheme="majorHAnsi" w:eastAsiaTheme="majorEastAsia" w:hAnsiTheme="majorHAnsi" w:cstheme="majorBidi"/>
       <w:spacing w:val="-10"/>
@@ -2678,7 +2812,7 @@
     <w:link w:val="SubtitleChar"/>
     <w:uiPriority w:val="11"/>
     <w:qFormat/>
-    <w:rsid w:val="00BF080F"/>
+    <w:rsid w:val="00BD485B"/>
     <w:pPr>
       <w:numPr>
         <w:ilvl w:val="1"/>
@@ -2697,7 +2831,7 @@
     <w:basedOn w:val="DefaultParagraphFont"/>
     <w:link w:val="Subtitle"/>
     <w:uiPriority w:val="11"/>
-    <w:rsid w:val="00BF080F"/>
+    <w:rsid w:val="00BD485B"/>
     <w:rPr>
       <w:rFonts w:eastAsiaTheme="majorEastAsia" w:cstheme="majorBidi"/>
       <w:color w:val="595959" w:themeColor="text1" w:themeTint="A6"/>
@@ -2713,7 +2847,7 @@
     <w:link w:val="QuoteChar"/>
     <w:uiPriority w:val="29"/>
     <w:qFormat/>
-    <w:rsid w:val="00BF080F"/>
+    <w:rsid w:val="00BD485B"/>
     <w:pPr>
       <w:spacing w:before="160"/>
       <w:jc w:val="center"/>
@@ -2729,7 +2863,7 @@
     <w:basedOn w:val="DefaultParagraphFont"/>
     <w:link w:val="Quote"/>
     <w:uiPriority w:val="29"/>
-    <w:rsid w:val="00BF080F"/>
+    <w:rsid w:val="00BD485B"/>
     <w:rPr>
       <w:i/>
       <w:iCs/>
@@ -2741,7 +2875,7 @@
     <w:basedOn w:val="Normal"/>
     <w:uiPriority w:val="34"/>
     <w:qFormat/>
-    <w:rsid w:val="00BF080F"/>
+    <w:rsid w:val="00BD485B"/>
     <w:pPr>
       <w:ind w:left="720"/>
       <w:contextualSpacing/>
@@ -2752,7 +2886,7 @@
     <w:basedOn w:val="DefaultParagraphFont"/>
     <w:uiPriority w:val="21"/>
     <w:qFormat/>
-    <w:rsid w:val="00BF080F"/>
+    <w:rsid w:val="00BD485B"/>
     <w:rPr>
       <w:i/>
       <w:iCs/>
@@ -2766,7 +2900,7 @@
     <w:link w:val="IntenseQuoteChar"/>
     <w:uiPriority w:val="30"/>
     <w:qFormat/>
-    <w:rsid w:val="00BF080F"/>
+    <w:rsid w:val="00BD485B"/>
     <w:pPr>
       <w:pBdr>
         <w:top w:val="single" w:sz="4" w:space="10" w:color="2F5496" w:themeColor="accent1" w:themeShade="BF"/>
@@ -2787,7 +2921,7 @@
     <w:basedOn w:val="DefaultParagraphFont"/>
     <w:link w:val="IntenseQuote"/>
     <w:uiPriority w:val="30"/>
-    <w:rsid w:val="00BF080F"/>
+    <w:rsid w:val="00BD485B"/>
     <w:rPr>
       <w:i/>
       <w:iCs/>
@@ -2799,7 +2933,7 @@
     <w:basedOn w:val="DefaultParagraphFont"/>
     <w:uiPriority w:val="32"/>
     <w:qFormat/>
-    <w:rsid w:val="00BF080F"/>
+    <w:rsid w:val="00BD485B"/>
     <w:rPr>
       <w:b/>
       <w:bCs/>
